--- a/example/result/e06_headings.docx
+++ b/example/result/e06_headings.docx
@@ -10,7 +10,7 @@
         <w:t>This is the first heading,</w:t>
       </w:r>
       <w:r>
-        <w:t xml:space="preserve"> at level 1.</w:t>
+        <w:t xml:space="preserve"> it is at level 1.</w:t>
       </w:r>
     </w:p>
     <w:p>
@@ -21,7 +21,7 @@
         <w:t>This is the second heading,</w:t>
       </w:r>
       <w:r>
-        <w:t xml:space="preserve"> at level 2.</w:t>
+        <w:t xml:space="preserve"> it is at level 2.</w:t>
       </w:r>
     </w:p>
     <w:p>
@@ -32,7 +32,7 @@
         <w:t>This is the third heading,</w:t>
       </w:r>
       <w:r>
-        <w:t xml:space="preserve"> at level 3.</w:t>
+        <w:t xml:space="preserve"> it is at level 3.</w:t>
       </w:r>
     </w:p>
     <w:p>
@@ -74,10 +74,10 @@
     </w:p>
     <w:p>
       <w:pPr>
-        <w:pStyle w:val="Heading1"/>
+        <w:pStyle w:val="Heading2"/>
       </w:pPr>
       <w:r>
-        <w:t>The fourth heading is again at level 1.</w:t>
+        <w:t>The fourth heading is again at level 2.</w:t>
       </w:r>
     </w:p>
     <w:sectPr>

--- a/example/result/e06_headings.docx
+++ b/example/result/e06_headings.docx
@@ -10,7 +10,7 @@
         <w:t>This is the first heading,</w:t>
       </w:r>
       <w:r>
-        <w:t xml:space="preserve"> it is at level 1.</w:t>
+        <w:t xml:space="preserve"> it is at level 1</w:t>
       </w:r>
     </w:p>
     <w:p>
@@ -21,7 +21,7 @@
         <w:t>This is the second heading,</w:t>
       </w:r>
       <w:r>
-        <w:t xml:space="preserve"> it is at level 2.</w:t>
+        <w:t xml:space="preserve"> it is at level 2</w:t>
       </w:r>
     </w:p>
     <w:p>
@@ -32,7 +32,7 @@
         <w:t>This is the third heading,</w:t>
       </w:r>
       <w:r>
-        <w:t xml:space="preserve"> it is at level 3.</w:t>
+        <w:t xml:space="preserve"> it is at level 3</w:t>
       </w:r>
     </w:p>
     <w:p>
@@ -54,7 +54,7 @@
     </w:p>
     <w:p>
       <w:r>
-        <w:t>start_heading() also obeys the arguments bold and italic, just as in paragraphs.</w:t>
+        <w:t>new_heading() also obeys the arguments bold and italic, just as in paragraphs.</w:t>
       </w:r>
       <w:r>
         <w:t xml:space="preserve"> However, they make less sense for headings.</w:t>
@@ -77,7 +77,7 @@
         <w:pStyle w:val="Heading2"/>
       </w:pPr>
       <w:r>
-        <w:t>The fourth heading is again at level 2.</w:t>
+        <w:t>The fourth heading is again at level 2</w:t>
       </w:r>
     </w:p>
     <w:sectPr>
